--- a/public/files/homework-redesign-kit.docx
+++ b/public/files/homework-redesign-kit.docx
@@ -34,7 +34,7 @@
           <w:color w:val="080808"/>
           <w:sz w:val="21"/>
         </w:rPr>
-        <w:t>功課重設計套件：兩份前後對照的課業範例</w:t>
+        <w:t>⚠️ 本頁全部範例均為虛構，不涉及任何真實學生、學校或數據</w:t>
       </w:r>
     </w:p>
     <w:p>
@@ -72,7 +72,7 @@
           <w:rFonts w:ascii="Quicksand" w:hAnsi="Quicksand" w:cs="Quicksand" w:eastAsia="Noto Sans TC"/>
           <w:sz w:val="21"/>
         </w:rPr>
-        <w:t>再讀「改寫後」，圈出每一處令思考「看得見」的改動。</w:t>
+        <w:t>再讀「改寫後」，圈出每一處令思考「看得見」的改動</w:t>
       </w:r>
     </w:p>
     <w:p>
@@ -84,7 +84,7 @@
           <w:rFonts w:ascii="Quicksand" w:hAnsi="Quicksand" w:cs="Quicksand" w:eastAsia="Noto Sans TC"/>
           <w:sz w:val="21"/>
         </w:rPr>
-        <w:t>用「功課重設計檢查清單」檢視你自己的一份現有功課。</w:t>
+        <w:t>用「功課重設計檢查清單」檢視你自己的一份現有功課</w:t>
       </w:r>
     </w:p>
     <w:p>
@@ -96,7 +96,7 @@
           <w:rFonts w:ascii="Quicksand" w:hAnsi="Quicksand" w:cs="Quicksand" w:eastAsia="Noto Sans TC"/>
           <w:sz w:val="21"/>
         </w:rPr>
-        <w:t>在「我的改寫練習」寫下你的新版本。</w:t>
+        <w:t>在「我的改寫練習」寫下你的新版本</w:t>
       </w:r>
     </w:p>
     <w:p>
@@ -132,7 +132,7 @@
           <w:color w:val="080808"/>
           <w:sz w:val="21"/>
         </w:rPr>
-        <w:t>改寫後 1. 用一句話寫出文章主旨，再圈出文中一句最能支持你這個說法的句子。 2. 找出文中的一個修辭手法，抄下原句，並用你自己的話解釋：這個手法讓讀者感受到什麼？ 3. 你同意作者的看法嗎？寫出一個你自己的理由，這個理由不能是文中已經直接說出的話。 4. （下堂課）用 30 秒向同桌解釋第 3 題的理由，同桌可以追問一個問題。</w:t>
+        <w:t>改寫後 1. 用一句話寫出文章主旨，再圈出文中一句最能支持你這個說法的句子。 2. 找出文中的一個修辭手法，抄下原句，並用你自己的話解釋：這個手法讓讀者感受到什麼？ 3. 你同意作者的看法嗎？寫出一個你自己的理由，這個理由不能是文中已經直接說出的話。 4. （下堂課）用 30 秒向同桌解釋第 3 題的理由，同桌可以追問一個問題</w:t>
       </w:r>
     </w:p>
     <w:p>
@@ -157,7 +157,7 @@
           <w:color w:val="080808"/>
           <w:sz w:val="21"/>
         </w:rPr>
-        <w:t>改寫前 搜集香港近年的訪港旅客數字，畫成棒形圖，並寫出你的觀察。</w:t>
+        <w:t>改寫前 搜集香港近年的訪港旅客數字，畫成棒形圖，並寫出你的觀察</w:t>
       </w:r>
     </w:p>
     <w:p>
@@ -179,7 +179,7 @@
           <w:color w:val="080808"/>
           <w:sz w:val="21"/>
         </w:rPr>
-        <w:t>注意：範例二的數字以教師提供的來源為準；本套件不預設任何真實統計數字。</w:t>
+        <w:t>注意：範例二的數字以教師提供的來源為準；本套件不預設任何真實統計數字</w:t>
       </w:r>
     </w:p>
     <w:p>
@@ -432,7 +432,7 @@
                 <w:rFonts w:ascii="Quicksand" w:hAnsi="Quicksand" w:cs="Quicksand" w:eastAsia="Noto Sans TC"/>
                 <w:sz w:val="20"/>
               </w:rPr>
-              <w:t>學生必須回到文本找證據；AI 可以代答主旨，但「圈哪一句」反映學生是否真的讀過。</w:t>
+              <w:t>學生必須回到文本找證據；AI 可以代答主旨，但「圈哪一句」反映學生是否真的讀過</w:t>
             </w:r>
           </w:p>
         </w:tc>
@@ -464,7 +464,7 @@
                 <w:rFonts w:ascii="Quicksand" w:hAnsi="Quicksand" w:cs="Quicksand" w:eastAsia="Noto Sans TC"/>
                 <w:sz w:val="20"/>
               </w:rPr>
-              <w:t>不能照抄參考答案，必須轉述，轉述的質素反映理解程度。</w:t>
+              <w:t>不能照抄參考答案，必須轉述，轉述的質素反映理解程度</w:t>
             </w:r>
           </w:p>
         </w:tc>
@@ -496,7 +496,7 @@
                 <w:rFonts w:ascii="Quicksand" w:hAnsi="Quicksand" w:cs="Quicksand" w:eastAsia="Noto Sans TC"/>
                 <w:sz w:val="20"/>
               </w:rPr>
-              <w:t>逼出真回應；AI 只能給泛泛之談，具體的個人理由難代筆。</w:t>
+              <w:t>逼出真回應；AI 只能給泛泛之談，具體的個人理由難代筆</w:t>
             </w:r>
           </w:p>
         </w:tc>
@@ -528,7 +528,7 @@
                 <w:rFonts w:ascii="Quicksand" w:hAnsi="Quicksand" w:cs="Quicksand" w:eastAsia="Noto Sans TC"/>
                 <w:sz w:val="20"/>
               </w:rPr>
-              <w:t>抄得來的答案，一被追問就會露餡；學生必須真的懂。</w:t>
+              <w:t>抄得來的答案，一被追問就會露餡；學生必須真的懂</w:t>
             </w:r>
           </w:p>
         </w:tc>
@@ -542,7 +542,7 @@
           <w:color w:val="080808"/>
           <w:sz w:val="21"/>
         </w:rPr>
-        <w:t>好答案包含什麼：①引用的句子與主旨確實相關；②「自己的話」與原文不同但意思正確；③個人理由具體、與文本有關；④口頭解釋能被追問而不卡住。</w:t>
+        <w:t>好答案包含什麼：①引用的句子與主旨確實相關；②「自己的話」與原文不同但意思正確；③個人理由具體、與文本有關；④口頭解釋能被追問而不卡住</w:t>
       </w:r>
     </w:p>
     <w:tbl>
@@ -621,7 +621,7 @@
                 <w:rFonts w:ascii="Quicksand" w:hAnsi="Quicksand" w:cs="Quicksand" w:eastAsia="Noto Sans TC"/>
                 <w:sz w:val="20"/>
               </w:rPr>
-              <w:t>數字必須有出處；照抄或 AI 代做，難以交代「你從哪裡得來」。</w:t>
+              <w:t>數字必須有出處；照抄或 AI 代做，難以交代「你從哪裡得來」</w:t>
             </w:r>
           </w:p>
         </w:tc>
@@ -653,7 +653,7 @@
                 <w:rFonts w:ascii="Quicksand" w:hAnsi="Quicksand" w:cs="Quicksand" w:eastAsia="Noto Sans TC"/>
                 <w:sz w:val="20"/>
               </w:rPr>
-              <w:t>這是核對行為，反映學生有沒有真的檢查。</w:t>
+              <w:t>這是核對行為，反映學生有沒有真的檢查</w:t>
             </w:r>
           </w:p>
         </w:tc>
@@ -685,7 +685,7 @@
                 <w:rFonts w:ascii="Quicksand" w:hAnsi="Quicksand" w:cs="Quicksand" w:eastAsia="Noto Sans TC"/>
                 <w:sz w:val="20"/>
               </w:rPr>
-              <w:t>結論必須扣連自己的作品，不是空泛複述。</w:t>
+              <w:t>結論必須扣連自己的作品，不是空泛複述</w:t>
             </w:r>
           </w:p>
         </w:tc>
@@ -717,7 +717,7 @@
                 <w:rFonts w:ascii="Quicksand" w:hAnsi="Quicksand" w:cs="Quicksand" w:eastAsia="Noto Sans TC"/>
                 <w:sz w:val="20"/>
               </w:rPr>
-              <w:t>逼出高階思考；AI 能答「趨勢」，卻難答「限制」。</w:t>
+              <w:t>逼出高階思考；AI 能答「趨勢」，卻難答「限制」</w:t>
             </w:r>
           </w:p>
         </w:tc>
@@ -731,7 +731,7 @@
           <w:color w:val="080808"/>
           <w:sz w:val="21"/>
         </w:rPr>
-        <w:t>好答案包含什麼：①每個數字都有可查的來源和年份；②能具體指出兩個來源的差異；③觀察句引用圖表中的具體年份或數值；④追問的問題是圖表真的沒涵蓋的（不是明知故問）。</w:t>
+        <w:t>好答案包含什麼：①每個數字都有可查的來源和年份；②能具體指出兩個來源的差異；③觀察句引用圖表中的具體年份或數值；④追問的問題是圖表真的沒涵蓋的（不是明知故問）</w:t>
       </w:r>
     </w:p>
     <w:p>
@@ -742,43 +742,7 @@
           <w:color w:val="080808"/>
           <w:sz w:val="21"/>
         </w:rPr>
-        <w:t>核心觀念：重設計的目的不是加長或加難功課，而是在同一學習目標、同一作答時間下， 加入「引用證據、用自己的話、個人理由、口頭解釋」，令照抄與 AI 代寫失去用處，思考歷程自然浮現。</w:t>
-      </w:r>
-    </w:p>
-    <w:p>
-      <w:pPr>
-        <w:spacing w:before="240" w:after="80"/>
-      </w:pPr>
-      <w:r>
-        <w:rPr>
-          <w:rFonts w:ascii="Quicksand" w:hAnsi="Quicksand" w:cs="Quicksand" w:eastAsia="Noto Sans TC"/>
-          <w:b/>
-          <w:color w:val="E10707"/>
-          <w:sz w:val="28"/>
-        </w:rPr>
-        <w:t>與 EDB 框架的關係</w:t>
-      </w:r>
-    </w:p>
-    <w:p>
-      <w:r>
-        <w:rPr>
-          <w:rFonts w:ascii="Quicksand" w:hAnsi="Quicksand" w:cs="Quicksand" w:eastAsia="Noto Sans TC"/>
-          <w:b w:val="0"/>
-          <w:color w:val="080808"/>
-          <w:sz w:val="21"/>
-        </w:rPr>
-        <w:t>對應 the AI Literacy Learning Framework for Primary and Secondary Schools（source F，Supplement I）p.1-13： 重視真實、多元的評估與學習過程，而非只評成品。 以及 the Guide to Using AI in Teaching in Primary and Secondary Schools（source G，Supplement II）pp.2-7 to 2-8： 不鼓勵直接提交 AI 生成的功課，建議以過程證據、口頭提問及調整評估方式來檢視學習。 Official documents: https://www.edb.gov.hk/en/edu-system/primary-secondary/applicable-to-primary-secondary/it-in-edu/debp.html</w:t>
-      </w:r>
-    </w:p>
-    <w:p>
-      <w:r>
-        <w:rPr>
-          <w:rFonts w:ascii="Quicksand" w:hAnsi="Quicksand" w:cs="Quicksand" w:eastAsia="Noto Sans TC"/>
-          <w:b w:val="0"/>
-          <w:color w:val="080808"/>
-          <w:sz w:val="21"/>
-        </w:rPr>
-        <w:t>本頁為 Beets 獨立製作的教學資源，並非 EDB 官方文件。</w:t>
+        <w:t>核心觀念：重設計的目的不是加長或加難功課，而是在同一學習目標、同一作答時間下， 加入「引用證據、用自己的話、個人理由、口頭解釋」，令照抄與 AI 代寫失去用處，思考歷程自然浮現</w:t>
       </w:r>
     </w:p>
     <w:sectPr>

--- a/public/files/homework-redesign-kit.docx
+++ b/public/files/homework-redesign-kit.docx
@@ -146,7 +146,7 @@
           <w:color w:val="E10707"/>
           <w:sz w:val="28"/>
         </w:rPr>
-        <w:t>範例二 — 常識科資料整理（P6）</w:t>
+        <w:t>範例二 — 小學人文科資料整理（P6）</w:t>
       </w:r>
     </w:p>
     <w:p>
